--- a/Final/Report/FinalProject_Arsov_Outline.docx
+++ b/Final/Report/FinalProject_Arsov_Outline.docx
@@ -1262,6 +1262,11 @@
         <w:t>[4] Kirk &amp; Hwu (2016). Programming Massively Parallel Processors, 3rd ed.</w:t>
       </w:r>
     </w:p>
+    <w:p>
+      <w:r>
+        <w:t>[5] Anthropic. (2026). Claude Code with Claude Sonnet 4.6 (claude-sonnet-4-6) [AI coding assistant]. Used for code generation, algorithm implementation, and analysis throughout this project. https://www.anthropic.com/claude-code</w:t>
+      </w:r>
+    </w:p>
     <w:sectPr>
       <w:pgSz w:w="12240" w:h="15840"/>
       <w:pgMar w:top="1440" w:right="1800" w:bottom="1440" w:left="1800" w:header="720" w:footer="720" w:gutter="0"/>

--- a/Final/Report/FinalProject_Arsov_Outline.docx
+++ b/Final/Report/FinalProject_Arsov_Outline.docx
@@ -1264,7 +1264,27 @@
     </w:p>
     <w:p>
       <w:r>
-        <w:t>[5] Anthropic. (2026). Claude Code with Claude Sonnet 4.6 (claude-sonnet-4-6) [AI coding assistant]. Used for code generation, algorithm implementation, and analysis throughout this project. https://www.anthropic.com/claude-code</w:t>
+        <w:t>[5] NVIDIA Corporation. (2024). CUDA C++ Programming Guide. https://docs.nvidia.com/cuda/cuda-c-programming-guide/</w:t>
+      </w:r>
+    </w:p>
+    <w:p>
+      <w:r>
+        <w:t>[6] Pollard, J. M. (1978). Monte Carlo methods for index computation mod p. Mathematics of Computation, 32(143), 918–924.</w:t>
+      </w:r>
+    </w:p>
+    <w:p>
+      <w:r>
+        <w:t>[7] Flajolet, P., &amp; Odlyzko, A. (1990). Random mapping statistics. EUROCRYPT '89, LNCS vol. 434, pp. 329–354. Springer. (Birthday paradox collision expectation formula.)</w:t>
+      </w:r>
+    </w:p>
+    <w:p>
+      <w:r>
+        <w:t>[8] Bell, N., &amp; Hoberock, J. (2011). Thrust: A productivity-oriented library for CUDA. GPU Computing Gems Jade Edition, pp. 359–371. Morgan Kaufmann.</w:t>
+      </w:r>
+    </w:p>
+    <w:p>
+      <w:r>
+        <w:t>[9] Anthropic. (2026). Claude Code with Claude Sonnet 4.6 (claude-sonnet-4-6) [AI coding assistant]. Used for code generation, algorithm implementation, and analysis throughout this project. https://www.anthropic.com/claude-code</w:t>
       </w:r>
     </w:p>
     <w:sectPr>

--- a/Final/Report/FinalProject_Arsov_Outline.docx
+++ b/Final/Report/FinalProject_Arsov_Outline.docx
@@ -8,7 +8,7 @@
         <w:jc w:val="center"/>
       </w:pPr>
       <w:r>
-        <w:t>ME/CS/ECE 759 Final Project — Intermediate Submission</w:t>
+        <w:t>ME/CS/ECE 759 Final Project: Intermediate Submission</w:t>
       </w:r>
     </w:p>
     <w:p>
@@ -46,7 +46,7 @@
     </w:p>
     <w:p>
       <w:r>
-        <w:t>Benchmarks MD5, SHA-1, and SHA-256 across CPU serial, OpenMP (12-thread), and GPU (CUDA) for (1) raw throughput vs batch size and tpb configuration, and (2) truncated collision search over bit widths 16–72. GPU achieves 167–440× throughput speedup and up to 260× collision-search speedup at bits=56, and is the only feasible implementation at bits≥64 using Pollard's rho with O(1) memory. Future Task 4 proposes comparing Pollard's rho against a GPU birthday hash table and Thrust parallel sort.</w:t>
+        <w:t>Benchmarks MD5, SHA-1, and SHA-256 across CPU serial, OpenMP (12-thread), and GPU (CUDA) for two questions: (1) raw throughput vs batch size and tpb configuration, and (2) truncated collision search over bit widths 16 to 72. GPU achieves 167x to 440x throughput speedup and up to 260x collision-search speedup at bits=56, and is the only feasible implementation at bits &gt;= 64 using Pollard's rho with O(1) memory. Future Task 4 proposes comparing Pollard's rho against a GPU birthday hash table and Thrust parallel sort.</w:t>
       </w:r>
     </w:p>
     <w:p>
@@ -59,7 +59,7 @@
     </w:p>
     <w:p>
       <w:r>
-        <w:t>Cryptographic hash functions underpin authentication, integrity checking, and digital signatures. Truncated variants (N-bit prefixes) appear in SSH fingerprints, Git object IDs, and protocol MACs. This project quantifies how GPU parallelism changes both raw hash throughput and the feasibility of truncated collision search — directly relevant to practical cryptanalysis scenarios.</w:t>
+        <w:t>Cryptographic hash functions underpin authentication, integrity checking, and digital signatures. Truncated variants (N-bit prefixes) appear in SSH fingerprints, Git object IDs, and protocol MACs. This project quantifies how GPU parallelism changes both raw hash throughput and the feasibility of truncated collision search, which is directly relevant to practical cryptanalysis scenarios.</w:t>
       </w:r>
     </w:p>
     <w:p>
@@ -83,7 +83,7 @@
         <w:pStyle w:val="ListBullet"/>
       </w:pPr>
       <w:r>
-        <w:t>Task 3: Truncated collision search — CPU serial vs OpenMP vs GPU Pollard's rho, bits={16..72}</w:t>
+        <w:t>Task 3: Truncated collision search (CPU serial vs OpenMP vs GPU Pollard's rho), bits in {16..72}</w:t>
       </w:r>
     </w:p>
     <w:p>
@@ -91,7 +91,7 @@
         <w:pStyle w:val="ListBullet"/>
       </w:pPr>
       <w:r>
-        <w:t>Task 4 (proposed): GPU algorithm comparison — Pollard's rho vs GPU birthday table vs Thrust sort</w:t>
+        <w:t>Task 4 (proposed): GPU algorithm comparison (Pollard's rho vs GPU birthday table vs Thrust sort)</w:t>
       </w:r>
     </w:p>
     <w:p>
@@ -115,7 +115,7 @@
         <w:pStyle w:val="ListBullet"/>
       </w:pPr>
       <w:r>
-        <w:t>task1.cu — n parallel hashes, cudaEvent_t timing, reports MH/s</w:t>
+        <w:t>task1.cu: n parallel hashes, cudaEvent_t timing, reports MH/s</w:t>
       </w:r>
     </w:p>
     <w:p>
@@ -123,7 +123,7 @@
         <w:pStyle w:val="ListBullet"/>
       </w:pPr>
       <w:r>
-        <w:t>task2.cu — same kernel, sweeps tpb 32→1024</w:t>
+        <w:t>task2.cu: same kernel, sweeps tpb 32 to 1024</w:t>
       </w:r>
     </w:p>
     <w:p>
@@ -131,7 +131,7 @@
         <w:pStyle w:val="ListBullet"/>
       </w:pPr>
       <w:r>
-        <w:t>task3.cu — CPU serial (unordered_map), OpenMP 2-phase, GPU Pollard's rho with DPs; 128-bit extension for bits=72</w:t>
+        <w:t>task3.cu: CPU serial (unordered_map), OpenMP 2-phase, GPU Pollard's rho with DPs; 128-bit extension for bits=72</w:t>
       </w:r>
     </w:p>
     <w:p>
@@ -139,7 +139,7 @@
         <w:pStyle w:val="ListBullet"/>
       </w:pPr>
       <w:r>
-        <w:t>md5_cpu.cpp / sha1_cpu.cpp / sha256_cpu.cpp — portable CPU reference implementations</w:t>
+        <w:t>md5_cpu.cpp / sha1_cpu.cpp / sha256_cpu.cpp: portable CPU reference implementations</w:t>
       </w:r>
     </w:p>
     <w:p>
@@ -179,7 +179,7 @@
         <w:pStyle w:val="ListBullet"/>
       </w:pPr>
       <w:r>
-        <w:t>128-bit extension: uint128 struct (lo/hi uint64_t pair), wide hash functions with 16-byte input, pollard_kernel_wide template — enables bits=72</w:t>
+        <w:t>128-bit extension: uint128 struct (lo/hi uint64_t pair), wide hash functions with 16-byte input, pollard_kernel_wide template, enables bits=72</w:t>
       </w:r>
     </w:p>
     <w:p>
@@ -187,7 +187,7 @@
         <w:pStyle w:val="ListBullet"/>
       </w:pPr>
       <w:r>
-        <w:t>CPU_MAX_BITS=56 with --mem=96G; bits=64+ GPU-only (CPU needs ~100 GB for unordered_map at bits=64)</w:t>
+        <w:t>CPU_MAX_BITS=56 with --mem=96G; bits=64+ are GPU-only (CPU needs ~100 GB for unordered_map at bits=64)</w:t>
       </w:r>
     </w:p>
     <w:p>
@@ -203,7 +203,7 @@
         <w:pStyle w:val="Heading2"/>
       </w:pPr>
       <w:r>
-        <w:t>Task 1 — Throughput at n = 10,000,000</w:t>
+        <w:t>Task 1: Throughput at n = 10,000,000</w:t>
       </w:r>
     </w:p>
     <w:tbl>
@@ -333,7 +333,7 @@
           </w:tcPr>
           <w:p>
             <w:r>
-              <w:t>413×</w:t>
+              <w:t>413x</w:t>
             </w:r>
           </w:p>
         </w:tc>
@@ -385,7 +385,7 @@
           </w:tcPr>
           <w:p>
             <w:r>
-              <w:t>440×</w:t>
+              <w:t>440x</w:t>
             </w:r>
           </w:p>
         </w:tc>
@@ -437,7 +437,7 @@
           </w:tcPr>
           <w:p>
             <w:r>
-              <w:t>167×</w:t>
+              <w:t>167x</w:t>
             </w:r>
           </w:p>
         </w:tc>
@@ -446,7 +446,7 @@
     <w:p/>
     <w:p>
       <w:r>
-        <w:t>GPU breaks even with CPU serial at n ≈ 200,000 (kernel launch overhead ~2 ms dominates below this).</w:t>
+        <w:t>GPU breaks even with CPU serial at n ≈ 200,000 (kernel launch overhead of about 2 ms dominates below this).</w:t>
       </w:r>
     </w:p>
     <w:p>
@@ -454,7 +454,7 @@
         <w:pStyle w:val="Heading2"/>
       </w:pPr>
       <w:r>
-        <w:t>Task 2 — tpb Sweep (MD5, n = 10M)</w:t>
+        <w:t>Task 2: tpb Sweep (MD5, n = 10M)</w:t>
       </w:r>
     </w:p>
     <w:tbl>
@@ -653,7 +653,7 @@
     <w:p/>
     <w:p>
       <w:r>
-        <w:t>tpb=32 optimal for all algorithms. Cause: register pressure limits SM occupancy; larger blocks claim more of the 65K-register file, reducing concurrent warps. MD5 most sensitive (−27%), SHA-256 least (−6%).</w:t>
+        <w:t>tpb=32 is optimal for all algorithms. Cause: register pressure limits SM occupancy. Larger blocks claim more of the 65K-register file, reducing concurrent warps. MD5 is most sensitive (-27%), SHA-256 least (-6%).</w:t>
       </w:r>
     </w:p>
     <w:p>
@@ -661,7 +661,7 @@
         <w:pStyle w:val="Heading2"/>
       </w:pPr>
       <w:r>
-        <w:t>Task 3 — Collision Search (selected results, time in ms)</w:t>
+        <w:t>Task 3: Collision Search (selected results, time in ms)</w:t>
       </w:r>
     </w:p>
     <w:tbl>
@@ -815,7 +815,7 @@
           </w:tcPr>
           <w:p>
             <w:r>
-              <w:t>7.8×</w:t>
+              <w:t>7.8x</w:t>
             </w:r>
           </w:p>
         </w:tc>
@@ -877,7 +877,7 @@
           </w:tcPr>
           <w:p>
             <w:r>
-              <w:t>260×</w:t>
+              <w:t>260x</w:t>
             </w:r>
           </w:p>
         </w:tc>
@@ -909,7 +909,7 @@
           </w:tcPr>
           <w:p>
             <w:r>
-              <w:t>—</w:t>
+              <w:t>n/a</w:t>
             </w:r>
           </w:p>
         </w:tc>
@@ -919,7 +919,7 @@
           </w:tcPr>
           <w:p>
             <w:r>
-              <w:t>—</w:t>
+              <w:t>n/a</w:t>
             </w:r>
           </w:p>
         </w:tc>
@@ -1001,7 +1001,7 @@
           </w:tcPr>
           <w:p>
             <w:r>
-              <w:t>31×</w:t>
+              <w:t>31x</w:t>
             </w:r>
           </w:p>
         </w:tc>
@@ -1063,7 +1063,7 @@
           </w:tcPr>
           <w:p>
             <w:r>
-              <w:t>164×</w:t>
+              <w:t>164x</w:t>
             </w:r>
           </w:p>
         </w:tc>
@@ -1075,7 +1075,7 @@
         <w:pStyle w:val="ListBullet"/>
       </w:pPr>
       <w:r>
-        <w:t>OMP speedup over CPU serial: only 1.5–2.1× at bits=56 — serial merge phase (Amdahl) and NUMA dominate</w:t>
+        <w:t>OMP speedup over CPU serial: only 1.5x to 2.1x at bits=56. Serial merge phase (Amdahl) and NUMA dominate.</w:t>
       </w:r>
     </w:p>
     <w:p>
@@ -1083,7 +1083,7 @@
         <w:pStyle w:val="ListBullet"/>
       </w:pPr>
       <w:r>
-        <w:t>12-thread OMP sweet spot confirmed by dedicated scaling experiment (sweep 1–32 threads): NUMA boundary at socket edge, L3 cache saturation, Amdahl ceiling</w:t>
+        <w:t>12-thread OMP sweet spot confirmed by dedicated scaling experiment (sweep 1 to 32 threads): NUMA boundary at socket edge, L3 cache saturation, Amdahl ceiling.</w:t>
       </w:r>
     </w:p>
     <w:p>
@@ -1091,7 +1091,7 @@
         <w:pStyle w:val="ListBullet"/>
       </w:pPr>
       <w:r>
-        <w:t>GPU is the only feasible approach at bits≥64 — CPU birthday attack needs ~100 GB for unordered_map; GPU Pollard's rho uses 8 MB</w:t>
+        <w:t>GPU is the only feasible approach at bits &gt;= 64. CPU birthday attack needs roughly 100 GB for unordered_map; GPU Pollard's rho uses 8 MB.</w:t>
       </w:r>
     </w:p>
     <w:p>
@@ -1099,7 +1099,7 @@
         <w:pStyle w:val="ListBullet"/>
       </w:pPr>
       <w:r>
-        <w:t>Birthday paradox validation: cpu_count / expected ≈ 1.0 across all algorithms and bit widths — confirms correct truncated hash extraction</w:t>
+        <w:t>Birthday paradox validation: cpu_count divided by expected is roughly 1.0 across all algorithms and bit widths, confirming correct truncated hash extraction.</w:t>
       </w:r>
     </w:p>
     <w:p>
@@ -1107,7 +1107,7 @@
         <w:pStyle w:val="Heading2"/>
       </w:pPr>
       <w:r>
-        <w:t>Task 4 — Proposed GPU Algorithm Comparison</w:t>
+        <w:t>Task 4: Proposed GPU Algorithm Comparison</w:t>
       </w:r>
     </w:p>
     <w:p>
@@ -1120,7 +1120,7 @@
         <w:pStyle w:val="ListBullet"/>
       </w:pPr>
       <w:r>
-        <w:t>GPU Birthday Attack (device-side atomicCAS hash table): fastest at bits≤48 — no chain overhead, collision detected on-device; limited by VRAM (4 GB table at bits=56 saturates 8 GB GPU).</w:t>
+        <w:t>GPU Birthday Attack (device-side atomicCAS hash table): fastest at bits &lt;= 48 (no chain overhead, collision detected on-device); limited by VRAM (4 GB table at bits=56 saturates 8 GB GPU).</w:t>
       </w:r>
     </w:p>
     <w:p>
@@ -1128,7 +1128,7 @@
         <w:pStyle w:val="ListBullet"/>
       </w:pPr>
       <w:r>
-        <w:t>Thrust Parallel Sort (thrust::sort_by_key + adjacent scan): fully GPU-resident, cache-friendly radix sort; expected fastest at small bits, crossover with Pollard's rho ~bits=52–56 as working set fills VRAM.</w:t>
+        <w:t>Thrust Parallel Sort (thrust::sort_by_key plus adjacent scan): fully GPU-resident, cache-friendly radix sort; expected fastest at small bits, crossover with Pollard's rho around bits=52 to 56 as working set fills VRAM.</w:t>
       </w:r>
     </w:p>
     <w:p>
@@ -1136,7 +1136,7 @@
         <w:pStyle w:val="ListBullet"/>
       </w:pPr>
       <w:r>
-        <w:t>Pollard's Rho (current, O(1) memory): dominant at bits≥56 where neither table nor sort fits in VRAM; only viable approach at bits≥64.</w:t>
+        <w:t>Pollard's Rho (current, O(1) memory): dominant at bits &gt;= 56 where neither table nor sort fits in VRAM; only viable approach at bits &gt;= 64.</w:t>
       </w:r>
     </w:p>
     <w:p>
@@ -1157,7 +1157,7 @@
         <w:pStyle w:val="ListBullet"/>
       </w:pPr>
       <w:r>
-        <w:t>Final/Code/ — task1.cu, task2.cu, task3.cu, CPU hash implementations</w:t>
+        <w:t>Final/Code/: task1.cu, task2.cu, task3.cu, plus CPU hash implementations</w:t>
       </w:r>
     </w:p>
     <w:p>
@@ -1165,7 +1165,7 @@
         <w:pStyle w:val="ListBullet"/>
       </w:pPr>
       <w:r>
-        <w:t>Final/sbatch/ — SLURM scripts for all tasks (-p instruction, --gres=gpu:1, --mem=96G, 12 CPUs)</w:t>
+        <w:t>Final/sbatch/: SLURM scripts for all tasks (-p instruction, --gres=gpu:1, --mem=96G, 12 CPUs)</w:t>
       </w:r>
     </w:p>
     <w:p>
@@ -1173,7 +1173,7 @@
         <w:pStyle w:val="ListBullet"/>
       </w:pPr>
       <w:r>
-        <w:t>Final/Scripts/ — Python plot generators for all tasks</w:t>
+        <w:t>Final/Scripts/: Python plot generators for all tasks</w:t>
       </w:r>
     </w:p>
     <w:p>
@@ -1181,7 +1181,7 @@
         <w:pStyle w:val="ListBullet"/>
       </w:pPr>
       <w:r>
-        <w:t>Final/Data/ — .dat output files and PDF/PNG plots</w:t>
+        <w:t>Final/Data/: .dat output files and PDF/PNG plots</w:t>
       </w:r>
     </w:p>
     <w:p>
@@ -1207,7 +1207,7 @@
         <w:pStyle w:val="ListBullet"/>
       </w:pPr>
       <w:r>
-        <w:t>GPU throughput advantage (167–440×) comes from embarrassingly parallel independent hashes; tpb=32 is optimal due to register pressure — a free 7–33% gain over the tpb=256 default.</w:t>
+        <w:t>GPU throughput advantage (167x to 440x) comes from embarrassingly parallel independent hashes. tpb=32 is optimal due to register pressure, giving a free 7% to 33% gain over the tpb=256 default.</w:t>
       </w:r>
     </w:p>
     <w:p>
@@ -1215,7 +1215,7 @@
         <w:pStyle w:val="ListBullet"/>
       </w:pPr>
       <w:r>
-        <w:t>OpenMP collision search is bottlenecked by Amdahl's serial merge and NUMA; the GPU's advantage at large bits is algorithmic (O(1) memory vs O(2^(N/2))), not just faster clocks.</w:t>
+        <w:t>OpenMP collision search is bottlenecked by Amdahl's serial merge and NUMA. The GPU's advantage at large bits is algorithmic (O(1) memory vs O(2^(N/2))), not just faster clocks.</w:t>
       </w:r>
     </w:p>
     <w:p>
@@ -1231,7 +1231,7 @@
         <w:pStyle w:val="ListBullet"/>
       </w:pPr>
       <w:r>
-        <w:t>ME759 concepts applied: CUDA template kernels, occupancy/register analysis, OpenMP parallel-for, NUMA topology, Amdahl's Law, cudaEvent timing.</w:t>
+        <w:t>ME759 concepts applied: CUDA template kernels, occupancy and register analysis, OpenMP parallel-for, NUMA topology, Amdahl's Law, cudaEvent timing.</w:t>
       </w:r>
     </w:p>
     <w:p>
@@ -1254,12 +1254,12 @@
     </w:p>
     <w:p>
       <w:r>
-        <w:t>[3] van Oorschot &amp; Wiener (1999). Parallel Collision Search with Cryptanalytic Applications. J. Cryptology 12(1).</w:t>
+        <w:t>[3] van Oorschot and Wiener (1999). Parallel Collision Search with Cryptanalytic Applications. J. Cryptology 12(1).</w:t>
       </w:r>
     </w:p>
     <w:p>
       <w:r>
-        <w:t>[4] Kirk &amp; Hwu (2016). Programming Massively Parallel Processors, 3rd ed.</w:t>
+        <w:t>[4] Kirk and Hwu (2016). Programming Massively Parallel Processors, 3rd ed.</w:t>
       </w:r>
     </w:p>
     <w:p>
@@ -1269,17 +1269,17 @@
     </w:p>
     <w:p>
       <w:r>
-        <w:t>[6] Pollard, J. M. (1978). Monte Carlo methods for index computation mod p. Mathematics of Computation, 32(143), 918–924.</w:t>
+        <w:t>[6] Pollard, J. M. (1978). Monte Carlo methods for index computation mod p. Mathematics of Computation, 32(143), 918-924.</w:t>
       </w:r>
     </w:p>
     <w:p>
       <w:r>
-        <w:t>[7] Flajolet, P., &amp; Odlyzko, A. (1990). Random mapping statistics. EUROCRYPT '89, LNCS vol. 434, pp. 329–354. Springer. (Birthday paradox collision expectation formula.)</w:t>
+        <w:t>[7] Flajolet, P., and Odlyzko, A. (1990). Random mapping statistics. EUROCRYPT '89, LNCS vol. 434, pp. 329-354. Springer. (Birthday paradox collision expectation formula.)</w:t>
       </w:r>
     </w:p>
     <w:p>
       <w:r>
-        <w:t>[8] Bell, N., &amp; Hoberock, J. (2011). Thrust: A productivity-oriented library for CUDA. GPU Computing Gems Jade Edition, pp. 359–371. Morgan Kaufmann.</w:t>
+        <w:t>[8] Bell, N., and Hoberock, J. (2011). Thrust: A productivity-oriented library for CUDA. GPU Computing Gems Jade Edition, pp. 359-371. Morgan Kaufmann.</w:t>
       </w:r>
     </w:p>
     <w:p>
